--- a/Transwarp_Warp_Drive_Stability_v2.docx
+++ b/Transwarp_Warp_Drive_Stability_v2.docx
@@ -125,23 +125,7 @@
           <w:sz w:val="24"/>
           <w:szCs w:val="24"/>
         </w:rPr>
-        <w:t xml:space="preserve"> as a governing mechanism for stability. </w:t>
-      </w:r>
-      <w:r>
-        <w:rPr>
-          <w:rFonts w:ascii="Times New Roman" w:eastAsia="Times New Roman" w:hAnsi="Times New Roman" w:cs="Times New Roman"/>
-          <w:sz w:val="24"/>
-          <w:szCs w:val="24"/>
-        </w:rPr>
-        <w:t>Building</w:t>
-      </w:r>
-      <w:r>
-        <w:rPr>
-          <w:rFonts w:ascii="Times New Roman" w:eastAsia="Times New Roman" w:hAnsi="Times New Roman" w:cs="Times New Roman"/>
-          <w:sz w:val="24"/>
-          <w:szCs w:val="24"/>
-        </w:rPr>
-        <w:t xml:space="preserve"> Alcubierre-type metrics, we incorporate spatial volume transport, tunnel utilization efficiency, and clock synchronization into a unified state-space formulation. The model treats time not as a passive coordinate but as an </w:t>
+        <w:t xml:space="preserve"> as a governing mechanism for stability. Building Alcubierre-type metrics, we incorporate spatial volume transport, tunnel utilization efficiency, and clock synchronization into a unified state-space formulation. The model treats time not as a passive coordinate but as an </w:t>
       </w:r>
       <w:r>
         <w:rPr>
@@ -326,27 +310,7 @@
           <w:sz w:val="24"/>
           <w:szCs w:val="24"/>
         </w:rPr>
-        <w:t xml:space="preserve">tunnel utilization </w:t>
-      </w:r>
-      <w:r>
-        <w:rPr>
-          <w:rFonts w:ascii="Times New Roman" w:eastAsia="Times New Roman" w:hAnsi="Times New Roman" w:cs="Times New Roman"/>
-          <w:b/>
-          <w:bCs/>
-          <w:sz w:val="24"/>
-          <w:szCs w:val="24"/>
-        </w:rPr>
-        <w:t>efficient</w:t>
-      </w:r>
-      <w:r>
-        <w:rPr>
-          <w:rFonts w:ascii="Times New Roman" w:eastAsia="Times New Roman" w:hAnsi="Times New Roman" w:cs="Times New Roman"/>
-          <w:b/>
-          <w:bCs/>
-          <w:sz w:val="24"/>
-          <w:szCs w:val="24"/>
-        </w:rPr>
-        <w:t xml:space="preserve"> metric</w:t>
+        <w:t>tunnel utilization efficient metric</w:t>
       </w:r>
       <w:r>
         <w:rPr>
@@ -751,6 +715,9 @@
             </m:sub>
           </m:sSub>
           <m:r>
+            <m:rPr>
+              <m:sty m:val="p"/>
+            </m:rPr>
             <w:rPr>
               <w:rFonts w:ascii="Cambria Math" w:eastAsia="Times New Roman" w:hAnsi="Cambria Math" w:cs="Times New Roman"/>
               <w:sz w:val="24"/>
@@ -1103,6 +1070,9 @@
             </m:sup>
           </m:sSup>
           <m:r>
+            <m:rPr>
+              <m:sty m:val="p"/>
+            </m:rPr>
             <w:rPr>
               <w:rFonts w:ascii="Cambria Math" w:eastAsia="Times New Roman" w:hAnsi="Cambria Math" w:cs="Times New Roman"/>
               <w:sz w:val="24"/>
@@ -1389,7 +1359,6 @@
           <m:r>
             <w:rPr>
               <w:rFonts w:ascii="Cambria Math" w:eastAsia="Times New Roman" w:hAnsi="Cambria Math" w:cs="Times New Roman"/>
-              <w:i/>
               <w:sz w:val="24"/>
               <w:szCs w:val="24"/>
             </w:rPr>
@@ -1801,7 +1770,6 @@
           <m:r>
             <w:rPr>
               <w:rFonts w:ascii="Cambria Math" w:eastAsia="Times New Roman" w:hAnsi="Cambria Math" w:cs="Times New Roman"/>
-              <w:i/>
               <w:sz w:val="24"/>
               <w:szCs w:val="24"/>
             </w:rPr>
@@ -1946,7 +1914,6 @@
           <m:r>
             <w:rPr>
               <w:rFonts w:ascii="Cambria Math" w:eastAsia="Times New Roman" w:hAnsi="Cambria Math" w:cs="Times New Roman"/>
-              <w:i/>
               <w:sz w:val="24"/>
               <w:szCs w:val="24"/>
             </w:rPr>
@@ -2414,7 +2381,6 @@
           <m:r>
             <w:rPr>
               <w:rFonts w:ascii="Cambria Math" w:eastAsia="Times New Roman" w:hAnsi="Cambria Math" w:cs="Times New Roman"/>
-              <w:i/>
               <w:sz w:val="24"/>
               <w:szCs w:val="24"/>
             </w:rPr>
@@ -2675,6 +2641,9 @@
             </m:e>
           </m:rad>
           <m:r>
+            <m:rPr>
+              <m:sty m:val="p"/>
+            </m:rPr>
             <w:rPr>
               <w:rFonts w:ascii="Cambria Math" w:eastAsia="Times New Roman" w:hAnsi="Cambria Math" w:cs="Times New Roman"/>
               <w:sz w:val="24"/>
@@ -2986,17 +2955,7 @@
           <w:sz w:val="24"/>
           <w:szCs w:val="24"/>
         </w:rPr>
-        <w:t xml:space="preserve">measurable time </w:t>
-      </w:r>
-      <w:r>
-        <w:rPr>
-          <w:rFonts w:ascii="Times New Roman" w:eastAsia="Times New Roman" w:hAnsi="Times New Roman" w:cs="Times New Roman"/>
-          <w:b/>
-          <w:bCs/>
-          <w:sz w:val="24"/>
-          <w:szCs w:val="24"/>
-        </w:rPr>
-        <w:t>delays</w:t>
+        <w:t>measurable time delays</w:t>
       </w:r>
       <w:r>
         <w:rPr>
@@ -3340,6 +3299,9 @@
             </m:e>
           </m:d>
           <m:r>
+            <m:rPr>
+              <m:sty m:val="p"/>
+            </m:rPr>
             <w:rPr>
               <w:rFonts w:ascii="Cambria Math" w:eastAsia="Times New Roman" w:hAnsi="Cambria Math" w:cs="Times New Roman"/>
               <w:sz w:val="24"/>
@@ -3490,7 +3452,6 @@
           <m:r>
             <w:rPr>
               <w:rFonts w:ascii="Cambria Math" w:eastAsia="Times New Roman" w:hAnsi="Cambria Math" w:cs="Times New Roman"/>
-              <w:i/>
               <w:sz w:val="24"/>
               <w:szCs w:val="24"/>
             </w:rPr>
@@ -3628,7 +3589,6 @@
           <m:r>
             <w:rPr>
               <w:rFonts w:ascii="Cambria Math" w:eastAsia="Times New Roman" w:hAnsi="Cambria Math" w:cs="Times New Roman"/>
-              <w:i/>
               <w:sz w:val="24"/>
               <w:szCs w:val="24"/>
             </w:rPr>
@@ -4002,6 +3962,9 @@
             </m:sub>
           </m:sSub>
           <m:r>
+            <m:rPr>
+              <m:sty m:val="p"/>
+            </m:rPr>
             <w:rPr>
               <w:rFonts w:ascii="Cambria Math" w:eastAsia="Times New Roman" w:hAnsi="Cambria Math" w:cs="Times New Roman"/>
               <w:sz w:val="24"/>
@@ -4191,7 +4154,6 @@
           <m:r>
             <w:rPr>
               <w:rFonts w:ascii="Cambria Math" w:eastAsia="Times New Roman" w:hAnsi="Cambria Math" w:cs="Times New Roman"/>
-              <w:i/>
               <w:sz w:val="24"/>
               <w:szCs w:val="24"/>
             </w:rPr>
@@ -5966,6 +5928,9 @@
             <m:t>(Tunnel Radius)</m:t>
           </m:r>
           <m:r>
+            <m:rPr>
+              <m:sty m:val="p"/>
+            </m:rPr>
             <w:rPr>
               <w:rFonts w:ascii="Times New Roman" w:eastAsia="Times New Roman" w:hAnsi="Times New Roman" w:cs="Times New Roman"/>
               <w:sz w:val="24"/>
@@ -6154,6 +6119,9 @@
             <m:t>(Bubble Radius)</m:t>
           </m:r>
           <m:r>
+            <m:rPr>
+              <m:sty m:val="p"/>
+            </m:rPr>
             <w:rPr>
               <w:rFonts w:ascii="Times New Roman" w:eastAsia="Times New Roman" w:hAnsi="Times New Roman" w:cs="Times New Roman"/>
               <w:sz w:val="24"/>
@@ -6370,22 +6338,6 @@
           <w:szCs w:val="24"/>
         </w:rPr>
       </w:pPr>
-      <w:r>
-        <w:rPr>
-          <w:rFonts w:ascii="Segoe UI Emoji" w:eastAsia="Times New Roman" w:hAnsi="Segoe UI Emoji" w:cs="Segoe UI Emoji"/>
-          <w:sz w:val="24"/>
-          <w:szCs w:val="24"/>
-        </w:rPr>
-        <w:t>👉</w:t>
-      </w:r>
-      <w:r>
-        <w:rPr>
-          <w:rFonts w:ascii="Times New Roman" w:eastAsia="Times New Roman" w:hAnsi="Times New Roman" w:cs="Times New Roman"/>
-          <w:sz w:val="24"/>
-          <w:szCs w:val="24"/>
-        </w:rPr>
-        <w:t xml:space="preserve"> </w:t>
-      </w:r>
       <w:r>
         <w:rPr>
           <w:rFonts w:ascii="Times New Roman" w:eastAsia="Times New Roman" w:hAnsi="Times New Roman" w:cs="Times New Roman"/>
@@ -6620,6 +6572,9 @@
             </m:sup>
           </m:sSup>
           <m:r>
+            <m:rPr>
+              <m:sty m:val="p"/>
+            </m:rPr>
             <w:rPr>
               <w:rFonts w:ascii="Cambria Math" w:eastAsia="Times New Roman" w:hAnsi="Cambria Math" w:cs="Times New Roman"/>
               <w:sz w:val="24"/>
@@ -6882,6 +6837,9 @@
             </m:e>
           </m:rad>
           <m:r>
+            <m:rPr>
+              <m:sty m:val="p"/>
+            </m:rPr>
             <w:rPr>
               <w:rFonts w:ascii="Cambria Math" w:eastAsia="Times New Roman" w:hAnsi="Cambria Math" w:cs="Times New Roman"/>
               <w:sz w:val="24"/>
@@ -7049,6 +7007,9 @@
             </m:den>
           </m:f>
           <m:r>
+            <m:rPr>
+              <m:sty m:val="p"/>
+            </m:rPr>
             <w:rPr>
               <w:rFonts w:ascii="Cambria Math" w:eastAsia="Times New Roman" w:hAnsi="Cambria Math" w:cs="Times New Roman"/>
               <w:sz w:val="24"/>
@@ -7111,19 +7072,11 @@
       </w:pPr>
       <w:r>
         <w:rPr>
-          <w:rFonts w:ascii="Segoe UI Emoji" w:eastAsia="Times New Roman" w:hAnsi="Segoe UI Emoji" w:cs="Segoe UI Emoji"/>
-          <w:sz w:val="24"/>
-          <w:szCs w:val="24"/>
-        </w:rPr>
-        <w:t>👉</w:t>
-      </w:r>
-      <w:r>
-        <w:rPr>
-          <w:rFonts w:ascii="Times New Roman" w:eastAsia="Times New Roman" w:hAnsi="Times New Roman" w:cs="Times New Roman"/>
-          <w:sz w:val="24"/>
-          <w:szCs w:val="24"/>
-        </w:rPr>
-        <w:t xml:space="preserve"> “Atomic Time Reference (Cs-133)”</w:t>
+          <w:rFonts w:ascii="Times New Roman" w:eastAsia="Times New Roman" w:hAnsi="Times New Roman" w:cs="Times New Roman"/>
+          <w:sz w:val="24"/>
+          <w:szCs w:val="24"/>
+        </w:rPr>
+        <w:t>“Atomic Time Reference (Cs-133)”</w:t>
       </w:r>
     </w:p>
     <w:p>
@@ -7156,19 +7109,11 @@
       </w:pPr>
       <w:r>
         <w:rPr>
-          <w:rFonts w:ascii="Segoe UI Emoji" w:eastAsia="Times New Roman" w:hAnsi="Segoe UI Emoji" w:cs="Segoe UI Emoji"/>
-          <w:sz w:val="24"/>
-          <w:szCs w:val="24"/>
-        </w:rPr>
-        <w:t>👉</w:t>
-      </w:r>
-      <w:r>
-        <w:rPr>
-          <w:rFonts w:ascii="Times New Roman" w:eastAsia="Times New Roman" w:hAnsi="Times New Roman" w:cs="Times New Roman"/>
-          <w:sz w:val="24"/>
-          <w:szCs w:val="24"/>
-        </w:rPr>
-        <w:t xml:space="preserve"> “Ship Time”</w:t>
+          <w:rFonts w:ascii="Times New Roman" w:eastAsia="Times New Roman" w:hAnsi="Times New Roman" w:cs="Times New Roman"/>
+          <w:sz w:val="24"/>
+          <w:szCs w:val="24"/>
+        </w:rPr>
+        <w:t>“Ship Time”</w:t>
       </w:r>
     </w:p>
     <w:p>
@@ -7321,6 +7266,9 @@
             </m:sub>
           </m:sSub>
           <m:r>
+            <m:rPr>
+              <m:sty m:val="p"/>
+            </m:rPr>
             <w:rPr>
               <w:rFonts w:ascii="Cambria Math" w:eastAsia="Times New Roman" w:hAnsi="Cambria Math" w:cs="Times New Roman"/>
               <w:sz w:val="24"/>
